--- a/press/downloads/en/Hybrid-Press-Release-en.docx
+++ b/press/downloads/en/Hybrid-Press-Release-en.docx
@@ -438,7 +438,7 @@
         </w:rPr>
         <w:t xml:space="preserve">Hybrid is available on the </w:t>
       </w:r>
-      <w:hyperlink w:history="1" r:id="rIdcwq1qiqt29ddfcq7pccak">
+      <w:hyperlink w:history="1" r:id="rId3anoqrik0frnbldanfnir">
         <w:r>
           <w:rPr>
             <w:rFonts w:ascii="Calibri" w:cs="Calibri" w:eastAsia="Calibri" w:hAnsi="Calibri"/>
@@ -499,7 +499,7 @@
         </w:rPr>
         <w:t xml:space="preserve">. Without a subscription, Hybrid remains a reader for Markdown documents. The app runs on macOS 13 (Ventura) or later, on Apple Silicon and Intel, and is available in nine languages: German, English, French, Spanish, Italian, Portuguese, Dutch, Japanese, and Simplified Chinese. A version for iPhone and iPad is in the works; the public beta via Apple's TestFlight has already begun. Anyone who wants to write along early and give feedback can join for free: </w:t>
       </w:r>
-      <w:hyperlink w:history="1" r:id="rIddy4haiucye3ph5nqr4is7">
+      <w:hyperlink w:history="1" r:id="rIdprhm0bwtb6cs1qlfkn73l">
         <w:r>
           <w:rPr>
             <w:rFonts w:ascii="Calibri" w:cs="Calibri" w:eastAsia="Calibri" w:hAnsi="Calibri"/>
@@ -596,7 +596,7 @@
         </w:rPr>
         <w:t xml:space="preserve">E-Mail: </w:t>
       </w:r>
-      <w:hyperlink w:history="1" r:id="rIdnj90ytfmmgvax0m3zv0my">
+      <w:hyperlink w:history="1" r:id="rIdb3vlv3zaadtbx180atqwk">
         <w:r>
           <w:rPr>
             <w:rFonts w:ascii="Calibri" w:cs="Calibri" w:eastAsia="Calibri" w:hAnsi="Calibri"/>
@@ -622,7 +622,7 @@
         </w:rPr>
         <w:t xml:space="preserve">Web: </w:t>
       </w:r>
-      <w:hyperlink w:history="1" r:id="rId80bx1ylq04zcqx8pr6dov">
+      <w:hyperlink w:history="1" r:id="rIdpbfapfk6_yt_q5rvjxknh">
         <w:r>
           <w:rPr>
             <w:rFonts w:ascii="Calibri" w:cs="Calibri" w:eastAsia="Calibri" w:hAnsi="Calibri"/>
@@ -632,6 +632,32 @@
             <w:u w:val="single"/>
           </w:rPr>
           <w:t xml:space="preserve">hybrid-editor.com</w:t>
+        </w:r>
+      </w:hyperlink>
+    </w:p>
+    <w:p>
+      <w:pPr>
+        <w:spacing w:after="200" w:line="276"/>
+      </w:pPr>
+      <w:r>
+        <w:rPr>
+          <w:rFonts w:ascii="Calibri" w:cs="Calibri" w:eastAsia="Calibri" w:hAnsi="Calibri"/>
+          <w:color w:val="292423"/>
+          <w:sz w:val="22"/>
+          <w:szCs w:val="22"/>
+        </w:rPr>
+        <w:t xml:space="preserve">High-resolution (print-ready) and web-optimized screenshots are available for download on the website: </w:t>
+      </w:r>
+      <w:hyperlink w:history="1" r:id="rIdhb-fejzvt648rkgvzljsg">
+        <w:r>
+          <w:rPr>
+            <w:rFonts w:ascii="Calibri" w:cs="Calibri" w:eastAsia="Calibri" w:hAnsi="Calibri"/>
+            <w:color w:val="B45208"/>
+            <w:sz w:val="22"/>
+            <w:szCs w:val="22"/>
+            <w:u w:val="single"/>
+          </w:rPr>
+          <w:t xml:space="preserve">hybrid-editor.com/press/hybrid-1-0/</w:t>
         </w:r>
       </w:hyperlink>
     </w:p>
